--- a/QMX_Web_Remote_Installation_Guide.docx
+++ b/QMX_Web_Remote_Installation_Guide.docx
@@ -81,6 +81,13 @@
           <w:bCs/>
         </w:rPr>
         <w:t xml:space="preserve"> Remote for QMX+ using Aux serial and ESP32</w:t>
+      </w:r>
+      <w:r>
+        <w:rPr>
+          <w:b/>
+          <w:bCs/>
+        </w:rPr>
+        <w:t>,</w:t>
       </w:r>
       <w:r>
         <w:rPr>
